--- a/블로그글작성/폐기물/변경허가_변경신고/폐기물처리업_변경신고_정리.docx
+++ b/블로그글작성/폐기물/변경허가_변경신고/폐기물처리업_변경신고_정리.docx
@@ -11,7 +11,7 @@
         <w:rPr>
           <w:rFonts w:ascii="맑은 고딕" w:hAnsi="맑은 고딕" w:eastAsia="맑은 고딕"/>
           <w:b/>
-          <w:color w:val="1F3864"/>
+          <w:color w:val="000000"/>
           <w:sz w:val="32"/>
         </w:rPr>
         <w:t>폐기물처리업 변경신고 총정리</w:t>
@@ -24,6 +24,7 @@
       <w:r>
         <w:rPr>
           <w:rFonts w:ascii="맑은 고딕" w:hAnsi="맑은 고딕" w:eastAsia="맑은 고딕"/>
+          <w:color w:val="000000"/>
         </w:rPr>
         <w:t>폐기물관리법 제25조 제11항 · 시행규칙 제33조</w:t>
       </w:r>
@@ -35,10 +36,10 @@
       <w:r>
         <w:rPr>
           <w:rFonts w:ascii="맑은 고딕" w:hAnsi="맑은 고딕" w:eastAsia="맑은 고딕"/>
-          <w:color w:val="1F1F1F"/>
+          <w:color w:val="000000"/>
           <w:sz w:val="20"/>
         </w:rPr>
-        <w:t>폐기물처리업 허가를 받은 자가 허가받은 사항을 변경할 때에는, 중요사항이면 변경허가를 받아야 하고 그 밖에 정해진 사항이면 변경신고를 해야 합니다(폐기물관리법 제25조 제11항). 이 글에서는 변경신고 대상 사항과 신고 시기를 정리합니다.</w:t>
+        <w:t>폐기물처리업 허가를 받은 자가 허가받은 사항을 변경할 때, 중요사항이면 변경허가를 받아야 하고 그 밖에 정해진 사항이면 변경신고를 해야 합니다(폐기물관리법 제25조 제11항). 이 글에서는 변경신고 대상 사항과 신고 시기를 정리합니다.</w:t>
       </w:r>
     </w:p>
     <w:p>
@@ -48,6 +49,7 @@
       <w:r>
         <w:rPr>
           <w:rFonts w:ascii="맑은 고딕" w:hAnsi="맑은 고딕" w:eastAsia="맑은 고딕"/>
+          <w:color w:val="000000"/>
         </w:rPr>
         <w:t>1. 변경신고 대상 사항</w:t>
       </w:r>
@@ -59,7 +61,7 @@
       <w:r>
         <w:rPr>
           <w:rFonts w:ascii="맑은 고딕" w:hAnsi="맑은 고딕" w:eastAsia="맑은 고딕"/>
-          <w:color w:val="777777"/>
+          <w:color w:val="000000"/>
           <w:sz w:val="18"/>
         </w:rPr>
         <w:t>근거: 폐기물관리법 시행규칙 제33조 제1항·제2항</w:t>
@@ -90,6 +92,9 @@
         <w:gridCol w:w="2160"/>
       </w:tblGrid>
       <w:tr>
+        <w:trPr>
+          <w:tblHeader w:val="true"/>
+        </w:trPr>
         <w:tc>
           <w:tcPr>
             <w:tcW w:type="dxa" w:w="900"/>
@@ -101,7 +106,7 @@
           </w:tcPr>
           <w:p>
             <w:pPr>
-              <w:spacing w:before="30" w:after="30" w:line="278" w:lineRule="auto"/>
+              <w:spacing w:before="30" w:after="30" w:line="283" w:lineRule="auto"/>
               <w:jc w:val="center"/>
             </w:pPr>
             <w:r/>
@@ -127,7 +132,7 @@
           </w:tcPr>
           <w:p>
             <w:pPr>
-              <w:spacing w:before="30" w:after="30" w:line="278" w:lineRule="auto"/>
+              <w:spacing w:before="30" w:after="30" w:line="283" w:lineRule="auto"/>
               <w:jc w:val="center"/>
             </w:pPr>
             <w:r/>
@@ -153,7 +158,7 @@
           </w:tcPr>
           <w:p>
             <w:pPr>
-              <w:spacing w:before="30" w:after="30" w:line="278" w:lineRule="auto"/>
+              <w:spacing w:before="30" w:after="30" w:line="283" w:lineRule="auto"/>
               <w:jc w:val="center"/>
             </w:pPr>
             <w:r/>
@@ -178,7 +183,7 @@
           </w:tcPr>
           <w:p>
             <w:pPr>
-              <w:spacing w:before="30" w:after="30" w:line="278" w:lineRule="auto"/>
+              <w:spacing w:before="30" w:after="30" w:line="283" w:lineRule="auto"/>
               <w:jc w:val="center"/>
             </w:pPr>
             <w:r/>
@@ -186,7 +191,7 @@
               <w:rPr>
                 <w:rFonts w:ascii="맑은 고딕" w:hAnsi="맑은 고딕" w:eastAsia="맑은 고딕"/>
                 <w:b/>
-                <w:color w:val="1A1A1A"/>
+                <w:color w:val="000000"/>
                 <w:sz w:val="18"/>
               </w:rPr>
               <w:t>제1호</w:t>
@@ -200,7 +205,7 @@
           </w:tcPr>
           <w:p>
             <w:pPr>
-              <w:spacing w:before="30" w:after="30" w:line="278" w:lineRule="auto"/>
+              <w:spacing w:before="30" w:after="30" w:line="283" w:lineRule="auto"/>
               <w:jc w:val="left"/>
             </w:pPr>
             <w:r/>
@@ -208,7 +213,7 @@
               <w:rPr>
                 <w:rFonts w:ascii="맑은 고딕" w:hAnsi="맑은 고딕" w:eastAsia="맑은 고딕"/>
                 <w:b w:val="0"/>
-                <w:color w:val="1A1A1A"/>
+                <w:color w:val="000000"/>
                 <w:sz w:val="18"/>
               </w:rPr>
               <w:t>상호의 변경</w:t>
@@ -222,7 +227,7 @@
           </w:tcPr>
           <w:p>
             <w:pPr>
-              <w:spacing w:before="30" w:after="30" w:line="278" w:lineRule="auto"/>
+              <w:spacing w:before="30" w:after="30" w:line="283" w:lineRule="auto"/>
               <w:jc w:val="left"/>
             </w:pPr>
             <w:r/>
@@ -230,7 +235,7 @@
               <w:rPr>
                 <w:rFonts w:ascii="맑은 고딕" w:hAnsi="맑은 고딕" w:eastAsia="맑은 고딕"/>
                 <w:b w:val="0"/>
-                <w:color w:val="1A1A1A"/>
+                <w:color w:val="000000"/>
                 <w:sz w:val="18"/>
               </w:rPr>
               <w:t>사유 발생일부터 30일 이내</w:t>
@@ -247,7 +252,7 @@
           </w:tcPr>
           <w:p>
             <w:pPr>
-              <w:spacing w:before="30" w:after="30" w:line="278" w:lineRule="auto"/>
+              <w:spacing w:before="30" w:after="30" w:line="283" w:lineRule="auto"/>
               <w:jc w:val="center"/>
             </w:pPr>
             <w:r/>
@@ -255,7 +260,7 @@
               <w:rPr>
                 <w:rFonts w:ascii="맑은 고딕" w:hAnsi="맑은 고딕" w:eastAsia="맑은 고딕"/>
                 <w:b/>
-                <w:color w:val="1A1A1A"/>
+                <w:color w:val="000000"/>
                 <w:sz w:val="18"/>
               </w:rPr>
               <w:t>제2호</w:t>
@@ -269,7 +274,7 @@
           </w:tcPr>
           <w:p>
             <w:pPr>
-              <w:spacing w:before="30" w:after="30" w:line="278" w:lineRule="auto"/>
+              <w:spacing w:before="30" w:after="30" w:line="283" w:lineRule="auto"/>
               <w:jc w:val="left"/>
             </w:pPr>
             <w:r/>
@@ -277,7 +282,7 @@
               <w:rPr>
                 <w:rFonts w:ascii="맑은 고딕" w:hAnsi="맑은 고딕" w:eastAsia="맑은 고딕"/>
                 <w:b w:val="0"/>
-                <w:color w:val="1A1A1A"/>
+                <w:color w:val="000000"/>
                 <w:sz w:val="18"/>
               </w:rPr>
               <w:t>대표자의 변경 (권리·의무 승계에 따른 경우는 제외)</w:t>
@@ -291,7 +296,7 @@
           </w:tcPr>
           <w:p>
             <w:pPr>
-              <w:spacing w:before="30" w:after="30" w:line="278" w:lineRule="auto"/>
+              <w:spacing w:before="30" w:after="30" w:line="283" w:lineRule="auto"/>
               <w:jc w:val="left"/>
             </w:pPr>
             <w:r/>
@@ -299,7 +304,7 @@
               <w:rPr>
                 <w:rFonts w:ascii="맑은 고딕" w:hAnsi="맑은 고딕" w:eastAsia="맑은 고딕"/>
                 <w:b w:val="0"/>
-                <w:color w:val="1A1A1A"/>
+                <w:color w:val="000000"/>
                 <w:sz w:val="18"/>
               </w:rPr>
               <w:t>사유 발생일부터 30일 이내</w:t>
@@ -316,7 +321,7 @@
           </w:tcPr>
           <w:p>
             <w:pPr>
-              <w:spacing w:before="30" w:after="30" w:line="278" w:lineRule="auto"/>
+              <w:spacing w:before="30" w:after="30" w:line="283" w:lineRule="auto"/>
               <w:jc w:val="center"/>
             </w:pPr>
             <w:r/>
@@ -324,7 +329,7 @@
               <w:rPr>
                 <w:rFonts w:ascii="맑은 고딕" w:hAnsi="맑은 고딕" w:eastAsia="맑은 고딕"/>
                 <w:b/>
-                <w:color w:val="1A1A1A"/>
+                <w:color w:val="000000"/>
                 <w:sz w:val="18"/>
               </w:rPr>
               <w:t>제3호</w:t>
@@ -338,7 +343,7 @@
           </w:tcPr>
           <w:p>
             <w:pPr>
-              <w:spacing w:before="30" w:after="30" w:line="278" w:lineRule="auto"/>
+              <w:spacing w:before="30" w:after="30" w:line="283" w:lineRule="auto"/>
               <w:jc w:val="left"/>
             </w:pPr>
             <w:r/>
@@ -346,7 +351,7 @@
               <w:rPr>
                 <w:rFonts w:ascii="맑은 고딕" w:hAnsi="맑은 고딕" w:eastAsia="맑은 고딕"/>
                 <w:b w:val="0"/>
-                <w:color w:val="1A1A1A"/>
+                <w:color w:val="000000"/>
                 <w:sz w:val="18"/>
               </w:rPr>
               <w:t>연락장소나 사무실 소재지의 변경</w:t>
@@ -360,7 +365,7 @@
           </w:tcPr>
           <w:p>
             <w:pPr>
-              <w:spacing w:before="30" w:after="30" w:line="278" w:lineRule="auto"/>
+              <w:spacing w:before="30" w:after="30" w:line="283" w:lineRule="auto"/>
               <w:jc w:val="left"/>
             </w:pPr>
             <w:r/>
@@ -368,7 +373,7 @@
               <w:rPr>
                 <w:rFonts w:ascii="맑은 고딕" w:hAnsi="맑은 고딕" w:eastAsia="맑은 고딕"/>
                 <w:b w:val="0"/>
-                <w:color w:val="1A1A1A"/>
+                <w:color w:val="000000"/>
                 <w:sz w:val="18"/>
               </w:rPr>
               <w:t>변경 전</w:t>
@@ -385,7 +390,7 @@
           </w:tcPr>
           <w:p>
             <w:pPr>
-              <w:spacing w:before="30" w:after="30" w:line="278" w:lineRule="auto"/>
+              <w:spacing w:before="30" w:after="30" w:line="283" w:lineRule="auto"/>
               <w:jc w:val="center"/>
             </w:pPr>
             <w:r/>
@@ -393,7 +398,7 @@
               <w:rPr>
                 <w:rFonts w:ascii="맑은 고딕" w:hAnsi="맑은 고딕" w:eastAsia="맑은 고딕"/>
                 <w:b/>
-                <w:color w:val="1A1A1A"/>
+                <w:color w:val="000000"/>
                 <w:sz w:val="18"/>
               </w:rPr>
               <w:t>제4호</w:t>
@@ -407,7 +412,7 @@
           </w:tcPr>
           <w:p>
             <w:pPr>
-              <w:spacing w:before="30" w:after="30" w:line="278" w:lineRule="auto"/>
+              <w:spacing w:before="30" w:after="30" w:line="283" w:lineRule="auto"/>
               <w:jc w:val="left"/>
             </w:pPr>
             <w:r/>
@@ -415,7 +420,7 @@
               <w:rPr>
                 <w:rFonts w:ascii="맑은 고딕" w:hAnsi="맑은 고딕" w:eastAsia="맑은 고딕"/>
                 <w:b w:val="0"/>
-                <w:color w:val="1A1A1A"/>
+                <w:color w:val="000000"/>
                 <w:sz w:val="18"/>
               </w:rPr>
               <w:t>임시차량의 증차 또는 운반차량의 감차</w:t>
@@ -429,7 +434,7 @@
           </w:tcPr>
           <w:p>
             <w:pPr>
-              <w:spacing w:before="30" w:after="30" w:line="278" w:lineRule="auto"/>
+              <w:spacing w:before="30" w:after="30" w:line="283" w:lineRule="auto"/>
               <w:jc w:val="left"/>
             </w:pPr>
             <w:r/>
@@ -437,7 +442,7 @@
               <w:rPr>
                 <w:rFonts w:ascii="맑은 고딕" w:hAnsi="맑은 고딕" w:eastAsia="맑은 고딕"/>
                 <w:b w:val="0"/>
-                <w:color w:val="1A1A1A"/>
+                <w:color w:val="000000"/>
                 <w:sz w:val="18"/>
               </w:rPr>
               <w:t>변경 전</w:t>
@@ -454,7 +459,7 @@
           </w:tcPr>
           <w:p>
             <w:pPr>
-              <w:spacing w:before="30" w:after="30" w:line="278" w:lineRule="auto"/>
+              <w:spacing w:before="30" w:after="30" w:line="283" w:lineRule="auto"/>
               <w:jc w:val="center"/>
             </w:pPr>
             <w:r/>
@@ -462,7 +467,7 @@
               <w:rPr>
                 <w:rFonts w:ascii="맑은 고딕" w:hAnsi="맑은 고딕" w:eastAsia="맑은 고딕"/>
                 <w:b/>
-                <w:color w:val="1A1A1A"/>
+                <w:color w:val="000000"/>
                 <w:sz w:val="18"/>
               </w:rPr>
               <w:t>제5호</w:t>
@@ -476,7 +481,7 @@
           </w:tcPr>
           <w:p>
             <w:pPr>
-              <w:spacing w:before="30" w:after="30" w:line="278" w:lineRule="auto"/>
+              <w:spacing w:before="30" w:after="30" w:line="283" w:lineRule="auto"/>
               <w:jc w:val="left"/>
             </w:pPr>
             <w:r/>
@@ -484,7 +489,7 @@
               <w:rPr>
                 <w:rFonts w:ascii="맑은 고딕" w:hAnsi="맑은 고딕" w:eastAsia="맑은 고딕"/>
                 <w:b w:val="0"/>
-                <w:color w:val="1A1A1A"/>
+                <w:color w:val="000000"/>
                 <w:sz w:val="18"/>
               </w:rPr>
               <w:t>재활용 대상 부지의 변경 (별표4의2 제4호 재활용 유형으로 재활용하는 경우만 해당)</w:t>
@@ -498,7 +503,7 @@
           </w:tcPr>
           <w:p>
             <w:pPr>
-              <w:spacing w:before="30" w:after="30" w:line="278" w:lineRule="auto"/>
+              <w:spacing w:before="30" w:after="30" w:line="283" w:lineRule="auto"/>
               <w:jc w:val="left"/>
             </w:pPr>
             <w:r/>
@@ -506,7 +511,7 @@
               <w:rPr>
                 <w:rFonts w:ascii="맑은 고딕" w:hAnsi="맑은 고딕" w:eastAsia="맑은 고딕"/>
                 <w:b w:val="0"/>
-                <w:color w:val="1A1A1A"/>
+                <w:color w:val="000000"/>
                 <w:sz w:val="18"/>
               </w:rPr>
               <w:t>변경 전</w:t>
@@ -523,7 +528,7 @@
           </w:tcPr>
           <w:p>
             <w:pPr>
-              <w:spacing w:before="30" w:after="30" w:line="278" w:lineRule="auto"/>
+              <w:spacing w:before="30" w:after="30" w:line="283" w:lineRule="auto"/>
               <w:jc w:val="center"/>
             </w:pPr>
             <w:r/>
@@ -531,7 +536,7 @@
               <w:rPr>
                 <w:rFonts w:ascii="맑은 고딕" w:hAnsi="맑은 고딕" w:eastAsia="맑은 고딕"/>
                 <w:b/>
-                <w:color w:val="1A1A1A"/>
+                <w:color w:val="000000"/>
                 <w:sz w:val="18"/>
               </w:rPr>
               <w:t>제6호</w:t>
@@ -545,7 +550,7 @@
           </w:tcPr>
           <w:p>
             <w:pPr>
-              <w:spacing w:before="30" w:after="30" w:line="278" w:lineRule="auto"/>
+              <w:spacing w:before="30" w:after="30" w:line="283" w:lineRule="auto"/>
               <w:jc w:val="left"/>
             </w:pPr>
             <w:r/>
@@ -553,7 +558,7 @@
               <w:rPr>
                 <w:rFonts w:ascii="맑은 고딕" w:hAnsi="맑은 고딕" w:eastAsia="맑은 고딕"/>
                 <w:b w:val="0"/>
-                <w:color w:val="1A1A1A"/>
+                <w:color w:val="000000"/>
                 <w:sz w:val="18"/>
               </w:rPr>
               <w:t>재활용 대상 폐기물의 변경 (재활용 세부 유형은 그대로 두고 폐기물을 추가하는 경우만 해당)</w:t>
@@ -567,7 +572,7 @@
           </w:tcPr>
           <w:p>
             <w:pPr>
-              <w:spacing w:before="30" w:after="30" w:line="278" w:lineRule="auto"/>
+              <w:spacing w:before="30" w:after="30" w:line="283" w:lineRule="auto"/>
               <w:jc w:val="left"/>
             </w:pPr>
             <w:r/>
@@ -575,7 +580,7 @@
               <w:rPr>
                 <w:rFonts w:ascii="맑은 고딕" w:hAnsi="맑은 고딕" w:eastAsia="맑은 고딕"/>
                 <w:b w:val="0"/>
-                <w:color w:val="1A1A1A"/>
+                <w:color w:val="000000"/>
                 <w:sz w:val="18"/>
               </w:rPr>
               <w:t>변경 전</w:t>
@@ -592,7 +597,7 @@
           </w:tcPr>
           <w:p>
             <w:pPr>
-              <w:spacing w:before="30" w:after="30" w:line="278" w:lineRule="auto"/>
+              <w:spacing w:before="30" w:after="30" w:line="283" w:lineRule="auto"/>
               <w:jc w:val="center"/>
             </w:pPr>
             <w:r/>
@@ -600,7 +605,7 @@
               <w:rPr>
                 <w:rFonts w:ascii="맑은 고딕" w:hAnsi="맑은 고딕" w:eastAsia="맑은 고딕"/>
                 <w:b/>
-                <w:color w:val="1A1A1A"/>
+                <w:color w:val="000000"/>
                 <w:sz w:val="18"/>
               </w:rPr>
               <w:t>제7호</w:t>
@@ -614,7 +619,7 @@
           </w:tcPr>
           <w:p>
             <w:pPr>
-              <w:spacing w:before="30" w:after="30" w:line="278" w:lineRule="auto"/>
+              <w:spacing w:before="30" w:after="30" w:line="283" w:lineRule="auto"/>
               <w:jc w:val="left"/>
             </w:pPr>
             <w:r/>
@@ -622,7 +627,7 @@
               <w:rPr>
                 <w:rFonts w:ascii="맑은 고딕" w:hAnsi="맑은 고딕" w:eastAsia="맑은 고딕"/>
                 <w:b w:val="0"/>
-                <w:color w:val="1A1A1A"/>
+                <w:color w:val="000000"/>
                 <w:sz w:val="18"/>
               </w:rPr>
               <w:t>폐기물 재활용 유형의 변경 (재활용시설이나 그 소재지가 변경되지 않는 경우만 해당)</w:t>
@@ -636,7 +641,7 @@
           </w:tcPr>
           <w:p>
             <w:pPr>
-              <w:spacing w:before="30" w:after="30" w:line="278" w:lineRule="auto"/>
+              <w:spacing w:before="30" w:after="30" w:line="283" w:lineRule="auto"/>
               <w:jc w:val="left"/>
             </w:pPr>
             <w:r/>
@@ -644,7 +649,7 @@
               <w:rPr>
                 <w:rFonts w:ascii="맑은 고딕" w:hAnsi="맑은 고딕" w:eastAsia="맑은 고딕"/>
                 <w:b w:val="0"/>
-                <w:color w:val="1A1A1A"/>
+                <w:color w:val="000000"/>
                 <w:sz w:val="18"/>
               </w:rPr>
               <w:t>변경 전</w:t>
@@ -661,7 +666,7 @@
           </w:tcPr>
           <w:p>
             <w:pPr>
-              <w:spacing w:before="30" w:after="30" w:line="278" w:lineRule="auto"/>
+              <w:spacing w:before="30" w:after="30" w:line="283" w:lineRule="auto"/>
               <w:jc w:val="center"/>
             </w:pPr>
             <w:r/>
@@ -669,7 +674,7 @@
               <w:rPr>
                 <w:rFonts w:ascii="맑은 고딕" w:hAnsi="맑은 고딕" w:eastAsia="맑은 고딕"/>
                 <w:b/>
-                <w:color w:val="1A1A1A"/>
+                <w:color w:val="000000"/>
                 <w:sz w:val="18"/>
               </w:rPr>
               <w:t>제8호</w:t>
@@ -683,7 +688,7 @@
           </w:tcPr>
           <w:p>
             <w:pPr>
-              <w:spacing w:before="30" w:after="30" w:line="278" w:lineRule="auto"/>
+              <w:spacing w:before="30" w:after="30" w:line="283" w:lineRule="auto"/>
               <w:jc w:val="left"/>
             </w:pPr>
             <w:r/>
@@ -691,7 +696,7 @@
               <w:rPr>
                 <w:rFonts w:ascii="맑은 고딕" w:hAnsi="맑은 고딕" w:eastAsia="맑은 고딕"/>
                 <w:b w:val="0"/>
-                <w:color w:val="1A1A1A"/>
+                <w:color w:val="000000"/>
                 <w:sz w:val="18"/>
               </w:rPr>
               <w:t>매립시설 침출수 처리방법의 변경</w:t>
@@ -705,7 +710,7 @@
           </w:tcPr>
           <w:p>
             <w:pPr>
-              <w:spacing w:before="30" w:after="30" w:line="278" w:lineRule="auto"/>
+              <w:spacing w:before="30" w:after="30" w:line="283" w:lineRule="auto"/>
               <w:jc w:val="left"/>
             </w:pPr>
             <w:r/>
@@ -713,7 +718,7 @@
               <w:rPr>
                 <w:rFonts w:ascii="맑은 고딕" w:hAnsi="맑은 고딕" w:eastAsia="맑은 고딕"/>
                 <w:b w:val="0"/>
-                <w:color w:val="1A1A1A"/>
+                <w:color w:val="000000"/>
                 <w:sz w:val="18"/>
               </w:rPr>
               <w:t>변경 전</w:t>
@@ -730,7 +735,7 @@
           </w:tcPr>
           <w:p>
             <w:pPr>
-              <w:spacing w:before="30" w:after="30" w:line="278" w:lineRule="auto"/>
+              <w:spacing w:before="30" w:after="30" w:line="283" w:lineRule="auto"/>
               <w:jc w:val="center"/>
             </w:pPr>
             <w:r/>
@@ -738,7 +743,7 @@
               <w:rPr>
                 <w:rFonts w:ascii="맑은 고딕" w:hAnsi="맑은 고딕" w:eastAsia="맑은 고딕"/>
                 <w:b/>
-                <w:color w:val="1A1A1A"/>
+                <w:color w:val="000000"/>
                 <w:sz w:val="18"/>
               </w:rPr>
               <w:t>제9호</w:t>
@@ -752,7 +757,7 @@
           </w:tcPr>
           <w:p>
             <w:pPr>
-              <w:spacing w:before="30" w:after="30" w:line="278" w:lineRule="auto"/>
+              <w:spacing w:before="30" w:after="30" w:line="283" w:lineRule="auto"/>
               <w:jc w:val="left"/>
             </w:pPr>
             <w:r/>
@@ -760,7 +765,7 @@
               <w:rPr>
                 <w:rFonts w:ascii="맑은 고딕" w:hAnsi="맑은 고딕" w:eastAsia="맑은 고딕"/>
                 <w:b w:val="0"/>
-                <w:color w:val="1A1A1A"/>
+                <w:color w:val="000000"/>
                 <w:sz w:val="18"/>
               </w:rPr>
               <w:t>별표7에 따른 기술능력의 변경</w:t>
@@ -774,7 +779,7 @@
           </w:tcPr>
           <w:p>
             <w:pPr>
-              <w:spacing w:before="30" w:after="30" w:line="278" w:lineRule="auto"/>
+              <w:spacing w:before="30" w:after="30" w:line="283" w:lineRule="auto"/>
               <w:jc w:val="left"/>
             </w:pPr>
             <w:r/>
@@ -782,7 +787,7 @@
               <w:rPr>
                 <w:rFonts w:ascii="맑은 고딕" w:hAnsi="맑은 고딕" w:eastAsia="맑은 고딕"/>
                 <w:b w:val="0"/>
-                <w:color w:val="1A1A1A"/>
+                <w:color w:val="000000"/>
                 <w:sz w:val="18"/>
               </w:rPr>
               <w:t>사유 발생일부터 30일 이내</w:t>
@@ -803,6 +808,7 @@
       <w:r>
         <w:rPr>
           <w:rFonts w:ascii="맑은 고딕" w:hAnsi="맑은 고딕" w:eastAsia="맑은 고딕"/>
+          <w:color w:val="000000"/>
         </w:rPr>
         <w:t>※ 제1호·제2호·제9호(상호·대표자·기술능력)는 사유 발생 후 30일 이내에 신고하고, 제3호부터 제8호까지는 변경하기 전에 미리 신고합니다.</w:t>
       </w:r>
@@ -814,6 +820,7 @@
       <w:r>
         <w:rPr>
           <w:rFonts w:ascii="맑은 고딕" w:hAnsi="맑은 고딕" w:eastAsia="맑은 고딕"/>
+          <w:color w:val="000000"/>
         </w:rPr>
         <w:t>2. 신고 방법</w:t>
       </w:r>
@@ -842,6 +849,9 @@
         <w:gridCol w:w="7380"/>
       </w:tblGrid>
       <w:tr>
+        <w:trPr>
+          <w:tblHeader w:val="true"/>
+        </w:trPr>
         <w:tc>
           <w:tcPr>
             <w:tcW w:type="dxa" w:w="1620"/>
@@ -853,7 +863,7 @@
           </w:tcPr>
           <w:p>
             <w:pPr>
-              <w:spacing w:before="30" w:after="30" w:line="278" w:lineRule="auto"/>
+              <w:spacing w:before="30" w:after="30" w:line="283" w:lineRule="auto"/>
               <w:jc w:val="center"/>
             </w:pPr>
             <w:r/>
@@ -879,7 +889,7 @@
           </w:tcPr>
           <w:p>
             <w:pPr>
-              <w:spacing w:before="30" w:after="30" w:line="278" w:lineRule="auto"/>
+              <w:spacing w:before="30" w:after="30" w:line="283" w:lineRule="auto"/>
               <w:jc w:val="center"/>
             </w:pPr>
             <w:r/>
@@ -904,7 +914,7 @@
           </w:tcPr>
           <w:p>
             <w:pPr>
-              <w:spacing w:before="30" w:after="30" w:line="278" w:lineRule="auto"/>
+              <w:spacing w:before="30" w:after="30" w:line="283" w:lineRule="auto"/>
               <w:jc w:val="center"/>
             </w:pPr>
             <w:r/>
@@ -912,7 +922,7 @@
               <w:rPr>
                 <w:rFonts w:ascii="맑은 고딕" w:hAnsi="맑은 고딕" w:eastAsia="맑은 고딕"/>
                 <w:b/>
-                <w:color w:val="1A1A1A"/>
+                <w:color w:val="000000"/>
                 <w:sz w:val="18"/>
               </w:rPr>
               <w:t>신고서</w:t>
@@ -926,7 +936,7 @@
           </w:tcPr>
           <w:p>
             <w:pPr>
-              <w:spacing w:before="30" w:after="30" w:line="278" w:lineRule="auto"/>
+              <w:spacing w:before="30" w:after="30" w:line="283" w:lineRule="auto"/>
               <w:jc w:val="left"/>
             </w:pPr>
             <w:r/>
@@ -934,7 +944,7 @@
               <w:rPr>
                 <w:rFonts w:ascii="맑은 고딕" w:hAnsi="맑은 고딕" w:eastAsia="맑은 고딕"/>
                 <w:b w:val="0"/>
-                <w:color w:val="1A1A1A"/>
+                <w:color w:val="000000"/>
                 <w:sz w:val="18"/>
               </w:rPr>
               <w:t>별지 제21호서식 폐기물처리업 변경신고서</w:t>
@@ -951,7 +961,7 @@
           </w:tcPr>
           <w:p>
             <w:pPr>
-              <w:spacing w:before="30" w:after="30" w:line="278" w:lineRule="auto"/>
+              <w:spacing w:before="30" w:after="30" w:line="283" w:lineRule="auto"/>
               <w:jc w:val="center"/>
             </w:pPr>
             <w:r/>
@@ -959,7 +969,7 @@
               <w:rPr>
                 <w:rFonts w:ascii="맑은 고딕" w:hAnsi="맑은 고딕" w:eastAsia="맑은 고딕"/>
                 <w:b/>
-                <w:color w:val="1A1A1A"/>
+                <w:color w:val="000000"/>
                 <w:sz w:val="18"/>
               </w:rPr>
               <w:t>첨부서류</w:t>
@@ -973,7 +983,7 @@
           </w:tcPr>
           <w:p>
             <w:pPr>
-              <w:spacing w:before="30" w:after="30" w:line="278" w:lineRule="auto"/>
+              <w:spacing w:before="30" w:after="30" w:line="283" w:lineRule="auto"/>
               <w:jc w:val="left"/>
             </w:pPr>
             <w:r/>
@@ -981,7 +991,7 @@
               <w:rPr>
                 <w:rFonts w:ascii="맑은 고딕" w:hAnsi="맑은 고딕" w:eastAsia="맑은 고딕"/>
                 <w:b w:val="0"/>
-                <w:color w:val="1A1A1A"/>
+                <w:color w:val="000000"/>
                 <w:sz w:val="18"/>
               </w:rPr>
               <w:t>허가증, 변경내용을 확인할 수 있는 서류 (운반차량을 감차하는 경우는 제외)</w:t>
@@ -998,7 +1008,7 @@
           </w:tcPr>
           <w:p>
             <w:pPr>
-              <w:spacing w:before="30" w:after="30" w:line="278" w:lineRule="auto"/>
+              <w:spacing w:before="30" w:after="30" w:line="283" w:lineRule="auto"/>
               <w:jc w:val="center"/>
             </w:pPr>
             <w:r/>
@@ -1006,7 +1016,7 @@
               <w:rPr>
                 <w:rFonts w:ascii="맑은 고딕" w:hAnsi="맑은 고딕" w:eastAsia="맑은 고딕"/>
                 <w:b/>
-                <w:color w:val="1A1A1A"/>
+                <w:color w:val="000000"/>
                 <w:sz w:val="18"/>
               </w:rPr>
               <w:t>제출처</w:t>
@@ -1020,7 +1030,7 @@
           </w:tcPr>
           <w:p>
             <w:pPr>
-              <w:spacing w:before="30" w:after="30" w:line="278" w:lineRule="auto"/>
+              <w:spacing w:before="30" w:after="30" w:line="283" w:lineRule="auto"/>
               <w:jc w:val="left"/>
             </w:pPr>
             <w:r/>
@@ -1028,7 +1038,7 @@
               <w:rPr>
                 <w:rFonts w:ascii="맑은 고딕" w:hAnsi="맑은 고딕" w:eastAsia="맑은 고딕"/>
                 <w:b w:val="0"/>
-                <w:color w:val="1A1A1A"/>
+                <w:color w:val="000000"/>
                 <w:sz w:val="18"/>
               </w:rPr>
               <w:t>시·도지사 또는 지방환경관서의 장</w:t>
@@ -1049,6 +1059,7 @@
       <w:r>
         <w:rPr>
           <w:rFonts w:ascii="맑은 고딕" w:hAnsi="맑은 고딕" w:eastAsia="맑은 고딕"/>
+          <w:color w:val="000000"/>
         </w:rPr>
         <w:t>3. 참고 - 변경허가 대상 (시행규칙 제29조)</w:t>
       </w:r>
@@ -1060,10 +1071,10 @@
       <w:r>
         <w:rPr>
           <w:rFonts w:ascii="맑은 고딕" w:hAnsi="맑은 고딕" w:eastAsia="맑은 고딕"/>
-          <w:color w:val="333333"/>
+          <w:color w:val="000000"/>
           <w:sz w:val="19"/>
         </w:rPr>
-        <w:t>아래 중요사항은 변경신고가 아니라 변경허가 대상입니다.</w:t>
+        <w:t>아래 중요사항은 변경신고가 아니라 변경허가 대상입니다. 자세한 내용은 변경허가 정리 참고.</w:t>
       </w:r>
     </w:p>
     <w:tbl>
@@ -1090,6 +1101,9 @@
         <w:gridCol w:w="7020"/>
       </w:tblGrid>
       <w:tr>
+        <w:trPr>
+          <w:tblHeader w:val="true"/>
+        </w:trPr>
         <w:tc>
           <w:tcPr>
             <w:tcW w:type="dxa" w:w="1980"/>
@@ -1101,7 +1115,7 @@
           </w:tcPr>
           <w:p>
             <w:pPr>
-              <w:spacing w:before="30" w:after="30" w:line="278" w:lineRule="auto"/>
+              <w:spacing w:before="30" w:after="30" w:line="283" w:lineRule="auto"/>
               <w:jc w:val="center"/>
             </w:pPr>
             <w:r/>
@@ -1127,7 +1141,7 @@
           </w:tcPr>
           <w:p>
             <w:pPr>
-              <w:spacing w:before="30" w:after="30" w:line="278" w:lineRule="auto"/>
+              <w:spacing w:before="30" w:after="30" w:line="283" w:lineRule="auto"/>
               <w:jc w:val="center"/>
             </w:pPr>
             <w:r/>
@@ -1152,7 +1166,7 @@
           </w:tcPr>
           <w:p>
             <w:pPr>
-              <w:spacing w:before="30" w:after="30" w:line="278" w:lineRule="auto"/>
+              <w:spacing w:before="30" w:after="30" w:line="283" w:lineRule="auto"/>
               <w:jc w:val="center"/>
             </w:pPr>
             <w:r/>
@@ -1160,7 +1174,7 @@
               <w:rPr>
                 <w:rFonts w:ascii="맑은 고딕" w:hAnsi="맑은 고딕" w:eastAsia="맑은 고딕"/>
                 <w:b/>
-                <w:color w:val="1A1A1A"/>
+                <w:color w:val="000000"/>
                 <w:sz w:val="18"/>
               </w:rPr>
               <w:t>수집·운반업</w:t>
@@ -1174,7 +1188,7 @@
           </w:tcPr>
           <w:p>
             <w:pPr>
-              <w:spacing w:before="30" w:after="30" w:line="278" w:lineRule="auto"/>
+              <w:spacing w:before="30" w:after="30" w:line="283" w:lineRule="auto"/>
               <w:jc w:val="left"/>
             </w:pPr>
             <w:r/>
@@ -1182,7 +1196,7 @@
               <w:rPr>
                 <w:rFonts w:ascii="맑은 고딕" w:hAnsi="맑은 고딕" w:eastAsia="맑은 고딕"/>
                 <w:b w:val="0"/>
-                <w:color w:val="1A1A1A"/>
+                <w:color w:val="000000"/>
                 <w:sz w:val="18"/>
               </w:rPr>
               <w:t>수집·운반 대상 폐기물의 변경, 영업구역의 변경, 주차장 소재지의 변경(지정폐기물 수집·운반업만), 운반차량(임시차량 제외) 증차</w:t>
@@ -1199,7 +1213,7 @@
           </w:tcPr>
           <w:p>
             <w:pPr>
-              <w:spacing w:before="30" w:after="30" w:line="278" w:lineRule="auto"/>
+              <w:spacing w:before="30" w:after="30" w:line="283" w:lineRule="auto"/>
               <w:jc w:val="center"/>
             </w:pPr>
             <w:r/>
@@ -1207,7 +1221,7 @@
               <w:rPr>
                 <w:rFonts w:ascii="맑은 고딕" w:hAnsi="맑은 고딕" w:eastAsia="맑은 고딕"/>
                 <w:b/>
-                <w:color w:val="1A1A1A"/>
+                <w:color w:val="000000"/>
                 <w:sz w:val="18"/>
               </w:rPr>
               <w:t>중간·최종·종합처분업</w:t>
@@ -1221,7 +1235,7 @@
           </w:tcPr>
           <w:p>
             <w:pPr>
-              <w:spacing w:before="30" w:after="30" w:line="278" w:lineRule="auto"/>
+              <w:spacing w:before="30" w:after="30" w:line="283" w:lineRule="auto"/>
               <w:jc w:val="left"/>
             </w:pPr>
             <w:r/>
@@ -1229,7 +1243,7 @@
               <w:rPr>
                 <w:rFonts w:ascii="맑은 고딕" w:hAnsi="맑은 고딕" w:eastAsia="맑은 고딕"/>
                 <w:b w:val="0"/>
-                <w:color w:val="1A1A1A"/>
+                <w:color w:val="000000"/>
                 <w:sz w:val="18"/>
               </w:rPr>
               <w:t>처분대상 폐기물의 변경, 처분시설 소재지의 변경, 운반차량 증차, 처분시설의 신설, 처분용량의 30% 이상 변경, 주요 설비의 변경, 매립시설 제방의 증·개축, 허용보관량의 변경</w:t>
@@ -1246,7 +1260,7 @@
           </w:tcPr>
           <w:p>
             <w:pPr>
-              <w:spacing w:before="30" w:after="30" w:line="278" w:lineRule="auto"/>
+              <w:spacing w:before="30" w:after="30" w:line="283" w:lineRule="auto"/>
               <w:jc w:val="center"/>
             </w:pPr>
             <w:r/>
@@ -1254,7 +1268,7 @@
               <w:rPr>
                 <w:rFonts w:ascii="맑은 고딕" w:hAnsi="맑은 고딕" w:eastAsia="맑은 고딕"/>
                 <w:b/>
-                <w:color w:val="1A1A1A"/>
+                <w:color w:val="000000"/>
                 <w:sz w:val="18"/>
               </w:rPr>
               <w:t>중간·최종·종합재활용업</w:t>
@@ -1268,7 +1282,7 @@
           </w:tcPr>
           <w:p>
             <w:pPr>
-              <w:spacing w:before="30" w:after="30" w:line="278" w:lineRule="auto"/>
+              <w:spacing w:before="30" w:after="30" w:line="283" w:lineRule="auto"/>
               <w:jc w:val="left"/>
             </w:pPr>
             <w:r/>
@@ -1276,7 +1290,7 @@
               <w:rPr>
                 <w:rFonts w:ascii="맑은 고딕" w:hAnsi="맑은 고딕" w:eastAsia="맑은 고딕"/>
                 <w:b w:val="0"/>
-                <w:color w:val="1A1A1A"/>
+                <w:color w:val="000000"/>
                 <w:sz w:val="18"/>
               </w:rPr>
               <w:t>재활용대상 폐기물의 변경, 재활용 유형의 변경, 재활용시설 소재지의 변경, 운반차량 증차, 재활용시설의 신설, 재활용 용량의 30%(금속 회수는 50%) 이상 변경, 주요 설비의 변경, 허용보관량의 변경</w:t>
@@ -1292,46 +1306,37 @@
     </w:p>
     <w:p>
       <w:pPr>
-        <w:pStyle w:val="note"/>
+        <w:pStyle w:val="2"/>
       </w:pPr>
       <w:r>
         <w:rPr>
           <w:rFonts w:ascii="맑은 고딕" w:hAnsi="맑은 고딕" w:eastAsia="맑은 고딕"/>
+          <w:color w:val="000000"/>
         </w:rPr>
-        <w:t>※ 변경허가 신청은 별지 제18호서식에 따르며, 미리 시·도지사나 지방환경관서의 장에게 신청해야 합니다(시행규칙 제29조).</w:t>
+        <w:t>4. 원문</w:t>
       </w:r>
     </w:p>
     <w:p>
       <w:pPr>
-        <w:pStyle w:val="2"/>
+        <w:pStyle w:val="cite1"/>
+        <w:spacing w:after="40" w:before="200"/>
       </w:pPr>
       <w:r>
         <w:rPr>
           <w:rFonts w:ascii="맑은 고딕" w:hAnsi="맑은 고딕" w:eastAsia="맑은 고딕"/>
+          <w:color w:val="000000"/>
         </w:rPr>
-        <w:t>4. 원문</w:t>
+        <w:t>폐기물관리법 제25조 제11항</w:t>
       </w:r>
     </w:p>
     <w:p>
       <w:pPr>
-        <w:pStyle w:val="cite1"/>
-        <w:spacing w:after="40" w:before="200"/>
+        <w:spacing w:after="120" w:line="348" w:lineRule="auto"/>
       </w:pPr>
       <w:r>
         <w:rPr>
           <w:rFonts w:ascii="맑은 고딕" w:hAnsi="맑은 고딕" w:eastAsia="맑은 고딕"/>
-        </w:rPr>
-        <w:t>폐기물관리법 제25조 제11항</w:t>
-      </w:r>
-    </w:p>
-    <w:p>
-      <w:pPr>
-        <w:spacing w:after="120" w:line="324" w:lineRule="auto"/>
-      </w:pPr>
-      <w:r>
-        <w:rPr>
-          <w:rFonts w:ascii="맑은 고딕" w:hAnsi="맑은 고딕" w:eastAsia="맑은 고딕"/>
-          <w:color w:val="333333"/>
+          <w:color w:val="000000"/>
           <w:sz w:val="18"/>
         </w:rPr>
         <w:t>제3항에 따라 허가를 받은 자가 기후에너지환경부령으로 정하는 중요사항을 변경하려면 변경허가를 받아야 하고, 그 밖의 사항 중 기후에너지환경부령으로 정하는 사항을 변경하려면 변경신고를 하여야 한다.</w:t>
@@ -1345,21 +1350,22 @@
       <w:r>
         <w:rPr>
           <w:rFonts w:ascii="맑은 고딕" w:hAnsi="맑은 고딕" w:eastAsia="맑은 고딕"/>
+          <w:color w:val="000000"/>
         </w:rPr>
         <w:t>폐기물관리법 시행규칙 제33조 (폐기물처리업의 변경신고)</w:t>
       </w:r>
     </w:p>
     <w:p>
       <w:pPr>
-        <w:spacing w:after="120" w:line="324" w:lineRule="auto"/>
+        <w:spacing w:after="120" w:line="348" w:lineRule="auto"/>
       </w:pPr>
       <w:r>
         <w:rPr>
           <w:rFonts w:ascii="맑은 고딕" w:hAnsi="맑은 고딕" w:eastAsia="맑은 고딕"/>
-          <w:color w:val="333333"/>
+          <w:color w:val="000000"/>
           <w:sz w:val="18"/>
         </w:rPr>
-        <w:t>① 법 제25조 제11항에 따라 폐기물처리업의 변경신고를 하여야 할 사항은 다음 각 호와 같다.  제1호 상호의 변경  제2호 대표자의 변경(법 제33조에 따라 권리·의무를 승계하는 경우는 제외)  제3호 연락장소나 사무실 소재지의 변경  제4호 임시차량의 증차 또는 운반차량의 감차  제5호 재활용 대상 부지의 변경  제6호 재활용 대상 폐기물의 변경  제7호 폐기물 재활용 유형의 변경  제8호 매립시설 침출수 처리방법의 변경  제9호 별표7에 따른 기술능력의 변경.</w:t>
+        <w:t>① 법 제25조 제11항에 따라 폐기물처리업의 변경신고를 하여야 할 사항은 다음 각 호와 같다.</w:t>
       </w:r>
       <w:r>
         <w:br/>
@@ -1367,7 +1373,108 @@
       <w:r>
         <w:rPr>
           <w:rFonts w:ascii="맑은 고딕" w:hAnsi="맑은 고딕" w:eastAsia="맑은 고딕"/>
-          <w:color w:val="333333"/>
+          <w:color w:val="000000"/>
+          <w:sz w:val="18"/>
+        </w:rPr>
+        <w:t>1. 상호의 변경</w:t>
+      </w:r>
+      <w:r>
+        <w:br/>
+      </w:r>
+      <w:r>
+        <w:rPr>
+          <w:rFonts w:ascii="맑은 고딕" w:hAnsi="맑은 고딕" w:eastAsia="맑은 고딕"/>
+          <w:color w:val="000000"/>
+          <w:sz w:val="18"/>
+        </w:rPr>
+        <w:t>2. 대표자의 변경(법 제33조에 따라 권리·의무를 승계하는 경우는 제외)</w:t>
+      </w:r>
+      <w:r>
+        <w:br/>
+      </w:r>
+      <w:r>
+        <w:rPr>
+          <w:rFonts w:ascii="맑은 고딕" w:hAnsi="맑은 고딕" w:eastAsia="맑은 고딕"/>
+          <w:color w:val="000000"/>
+          <w:sz w:val="18"/>
+        </w:rPr>
+        <w:t>3. 연락장소나 사무실 소재지의 변경</w:t>
+      </w:r>
+      <w:r>
+        <w:br/>
+      </w:r>
+      <w:r>
+        <w:rPr>
+          <w:rFonts w:ascii="맑은 고딕" w:hAnsi="맑은 고딕" w:eastAsia="맑은 고딕"/>
+          <w:color w:val="000000"/>
+          <w:sz w:val="18"/>
+        </w:rPr>
+        <w:t>4. 임시차량의 증차 또는 운반차량의 감차</w:t>
+      </w:r>
+      <w:r>
+        <w:br/>
+      </w:r>
+      <w:r>
+        <w:rPr>
+          <w:rFonts w:ascii="맑은 고딕" w:hAnsi="맑은 고딕" w:eastAsia="맑은 고딕"/>
+          <w:color w:val="000000"/>
+          <w:sz w:val="18"/>
+        </w:rPr>
+        <w:t>5. 재활용 대상 부지의 변경</w:t>
+      </w:r>
+      <w:r>
+        <w:br/>
+      </w:r>
+      <w:r>
+        <w:rPr>
+          <w:rFonts w:ascii="맑은 고딕" w:hAnsi="맑은 고딕" w:eastAsia="맑은 고딕"/>
+          <w:color w:val="000000"/>
+          <w:sz w:val="18"/>
+        </w:rPr>
+        <w:t>6. 재활용 대상 폐기물의 변경</w:t>
+      </w:r>
+      <w:r>
+        <w:br/>
+      </w:r>
+      <w:r>
+        <w:rPr>
+          <w:rFonts w:ascii="맑은 고딕" w:hAnsi="맑은 고딕" w:eastAsia="맑은 고딕"/>
+          <w:color w:val="000000"/>
+          <w:sz w:val="18"/>
+        </w:rPr>
+        <w:t>7. 폐기물 재활용 유형의 변경</w:t>
+      </w:r>
+      <w:r>
+        <w:br/>
+      </w:r>
+      <w:r>
+        <w:rPr>
+          <w:rFonts w:ascii="맑은 고딕" w:hAnsi="맑은 고딕" w:eastAsia="맑은 고딕"/>
+          <w:color w:val="000000"/>
+          <w:sz w:val="18"/>
+        </w:rPr>
+        <w:t>8. 매립시설 침출수 처리방법의 변경</w:t>
+      </w:r>
+      <w:r>
+        <w:br/>
+      </w:r>
+      <w:r>
+        <w:rPr>
+          <w:rFonts w:ascii="맑은 고딕" w:hAnsi="맑은 고딕" w:eastAsia="맑은 고딕"/>
+          <w:color w:val="000000"/>
+          <w:sz w:val="18"/>
+        </w:rPr>
+        <w:t>9. 별표7에 따른 기술능력의 변경</w:t>
+      </w:r>
+    </w:p>
+    <w:p>
+      <w:pPr>
+        <w:spacing w:after="120" w:line="348" w:lineRule="auto"/>
+      </w:pPr>
+      <w:r>
+        <w:rPr>
+          <w:rFonts w:ascii="맑은 고딕" w:hAnsi="맑은 고딕" w:eastAsia="맑은 고딕"/>
+          <w:color w:val="000000"/>
           <w:sz w:val="18"/>
         </w:rPr>
         <w:t>② 변경신고를 하려는 자는 제1항 제1호·제2호 및 제9호의 경우에는 그 사유가 발생한 날부터 30일 이내에, 제3호부터 제8호까지의 경우에는 변경 전에 각각 별지 제21호서식의 폐기물처리업 변경신고서에 허가증과 변경내용을 확인할 수 있는 서류(운반차량을 감차하는 경우는 제외)를 첨부하여 시·도지사나 지방환경관서의 장에게 제출해야 한다.</w:t>
@@ -1380,6 +1487,7 @@
       <w:r>
         <w:rPr>
           <w:rFonts w:ascii="맑은 고딕" w:hAnsi="맑은 고딕" w:eastAsia="맑은 고딕"/>
+          <w:color w:val="000000"/>
         </w:rPr>
         <w:t>기준 법령: 폐기물관리법·같은 법 시행규칙 (국가법령정보센터, 시행규칙 2026.6.22 기준).</w:t>
       </w:r>
@@ -1391,6 +1499,7 @@
       <w:r>
         <w:rPr>
           <w:rFonts w:ascii="맑은 고딕" w:hAnsi="맑은 고딕" w:eastAsia="맑은 고딕"/>
+          <w:color w:val="000000"/>
         </w:rPr>
         <w:t>인허가 서대리  https://seodaeri.com/</w:t>
       </w:r>
